--- a/public/downloads/przykladowa-praca-magisterska-marketing.docx
+++ b/public/downloads/przykladowa-praca-magisterska-marketing.docx
@@ -120,7 +120,7 @@
         <w:t xml:space="preserve">opartej na ilościowym badaniu konsumenckim (ankieta CAWI): od hipotez wyprowadzonych z teorii zachowań konsumenta, przez kwestionariusz ze skalami Likerta, po weryfikację hipotez testami statystycznymi i wnioski dla praktyki marketingowej. Niebieskie adnotacje opisują funkcję każdej części — usuń je w swojej pracy. Dane liczbowe są fikcyjne — podstaw wyniki własnego badania. Pełne poradniki: praca-magisterska.pl/poradniki/</w:t>
       </w:r>
     </w:p>
-    <w:bookmarkStart w:id="20" w:name="streszczenie"/>
+    <w:bookmarkStart w:id="9" w:name="_streszczenie"/>
     <w:p>
       <w:pPr>
         <w:pStyle w:val="Heading1"/>
@@ -163,8 +163,8 @@
         <w:t xml:space="preserve">[Streszczenie pracy z marketingu: cel, teoria w jednym zdaniu, metoda z liczebnością próby, dwa-trzy najważniejsze WYNIKI z liczbami (w tym wynik niepotwierdzony — to też wynik!) i zapowiedź rekomendacji praktycznych.]</w:t>
       </w:r>
     </w:p>
-    <w:bookmarkEnd w:id="20"/>
-    <w:bookmarkStart w:id="21" w:name="spis-treści"/>
+    <w:bookmarkEnd w:id="9"/>
+    <w:bookmarkStart w:id="10" w:name="_68349d0c7d64ae346c98bcec9a8185b5790f4f0"/>
     <w:p>
       <w:pPr>
         <w:pStyle w:val="Heading1"/>
@@ -360,8 +360,8 @@
         <w:t xml:space="preserve"> </w:t>
       </w:r>
     </w:p>
-    <w:bookmarkEnd w:id="21"/>
-    <w:bookmarkStart w:id="22" w:name="wstęp"/>
+    <w:bookmarkEnd w:id="10"/>
+    <w:bookmarkStart w:id="11" w:name="_wstęp"/>
     <w:p>
       <w:pPr>
         <w:pStyle w:val="Heading1"/>
@@ -380,10 +380,26 @@
     </w:p>
     <w:p>
       <w:pPr>
+        <w:pStyle w:val="FirstParagraph"/>
+      </w:pPr>
+      <w:r>
+        <w:t xml:space="preserve">Przesunięcie budżetów reklamowych w stronę mediów społecznościowych uczyniło z influencer marketingu jedno z podstawowych narzędzi komunikacji marek z młodymi konsumentami. Dla pokolenia Z — pierwszej generacji, która nie pamięta świata sprzed mediów społecznościowych — twórcy internetowi pełnią rolę, którą wcześniej odgrywały media masowe i rekomendacje znajomych jednocześnie. Rynek kosmetyczny jest przy tym kategorią, w której udział rekomendacji twórców w komunikacji marek należy do najwyższych.</w:t>
+      </w:r>
+    </w:p>
+    <w:p>
+      <w:pPr>
+        <w:pStyle w:val="Anno"/>
+      </w:pPr>
+      <w:r>
+        <w:t xml:space="preserve">[Akapit 2 — cel, pytania i HIPOTEZY. W empirycznej pracy z marketingu hipotezy wynikają z teorii zreferowanej w rozdziale 1 — recenzent sprawdzi tę spójność.]</w:t>
+      </w:r>
+    </w:p>
+    <w:p>
+      <w:pPr>
         <w:pStyle w:val="BodyText"/>
       </w:pPr>
       <w:r>
-        <w:t xml:space="preserve">Przesunięcie budżetów reklamowych w stronę mediów społecznościowych uczyniło z influencer marketingu jedno z podstawowych narzędzi komunikacji marek z młodymi konsumentami. Dla pokolenia Z — pierwszej generacji, która nie pamięta świata sprzed mediów społecznościowych — twórcy internetowi pełnią rolę, którą wcześniej odgrywały media masowe i rekomendacje znajomych jednocześnie. Rynek kosmetyczny jest przy tym kategorią, w której udział rekomendacji twórców w komunikacji marek należy do najwyższych.</w:t>
+        <w:t xml:space="preserve">Celem pracy jest określenie wpływu współpracy marek z influencerami na decyzje zakupowe konsumentów pokolenia Z na rynku kosmetycznym. Postawiono trzy hipotezy. H1: rekomendacje influencerów stanowią istotny impuls zakupowy w badanej grupie. H2: postrzegana autentyczność twórcy silniej wiąże się ze skłonnością do zakupu niż wielkość jego zasięgów. H3: kobiety wykazują wyższą podatność na rekomendacje influencerów niż mężczyźni.</w:t>
       </w:r>
     </w:p>
     <w:p>
@@ -391,7 +407,7 @@
         <w:pStyle w:val="Anno"/>
       </w:pPr>
       <w:r>
-        <w:t xml:space="preserve">[Akapit 2 — cel, pytania i HIPOTEZY. W empirycznej pracy z marketingu hipotezy wynikają z teorii zreferowanej w rozdziale 1 — recenzent sprawdzi tę spójność.]</w:t>
+        <w:t xml:space="preserve">[Akapit 3 — metoda i struktura pracy w dwóch-trzech zdaniach.]</w:t>
       </w:r>
     </w:p>
     <w:p>
@@ -399,7 +415,34 @@
         <w:pStyle w:val="BodyText"/>
       </w:pPr>
       <w:r>
-        <w:t xml:space="preserve">Celem pracy jest określenie wpływu współpracy marek z influencerami na decyzje zakupowe konsumentów pokolenia Z na rynku kosmetycznym. Postawiono trzy hipotezy. H1: rekomendacje influencerów stanowią istotny impuls zakupowy w badanej grupie. H2: postrzegana autentyczność twórcy silniej wiąże się ze skłonnością do zakupu niż wielkość jego zasięgów. H3: kobiety wykazują wyższą podatność na rekomendacje influencerów niż mężczyźni.</w:t>
+        <w:t xml:space="preserve">Hipotezy zweryfikowano na podstawie sondażu diagnostycznego zrealizowanego techniką ankiety internetowej wśród 214 konsumentów w wieku 18–27 lat. Praca składa się z czterech rozdziałów: teoretycznego, metodycznego, wynikowego oraz dyskusji z rekomendacjami dla praktyki marketingowej.</w:t>
+      </w:r>
+    </w:p>
+    <w:bookmarkEnd w:id="11"/>
+    <w:bookmarkStart w:id="14" w:name="_f699c512e7ec7a4ff411b11f87b05566ce3f5ab"/>
+    <w:p>
+      <w:pPr>
+        <w:pStyle w:val="Heading1"/>
+      </w:pPr>
+      <w:r>
+        <w:t xml:space="preserve">Rozdział 2. Metodyka badań własnych</w:t>
+      </w:r>
+    </w:p>
+    <w:bookmarkStart w:id="12" w:name="_6a128aeaf8fe64eb773f3de4fa088b9f31e37d1"/>
+    <w:p>
+      <w:pPr>
+        <w:pStyle w:val="Heading2"/>
+      </w:pPr>
+      <w:r>
+        <w:t xml:space="preserve">2.2. Metoda, technika i narzędzie badawcze</w:t>
+      </w:r>
+    </w:p>
+    <w:p>
+      <w:pPr>
+        <w:pStyle w:val="FirstParagraph"/>
+      </w:pPr>
+      <w:r>
+        <w:t xml:space="preserve">W badaniu zastosowano metodę sondażu diagnostycznego, realizowaną techniką ankiety internetowej (CAWI). Narzędziem badawczym był autorski kwestionariusz złożony z 21 pytań w trzech blokach: (1) korzystanie z mediów społecznościowych i kontakt z treściami influencerów, (2) wpływ rekomendacji na decyzje zakupowe — w tym 8 stwierdzeń ocenianych na pięciostopniowej skali Likerta tworzących wskaźnik skłonności do zakupu pod wpływem rekomendacji (alfa Cronbacha w badanej próbie: 0,84), (3) metryczka. Postrzeganą autentyczność twórcy mierzono czterema stwierdzeniami (np. „poleca tylko produkty, których naprawdę używa”), a ekspozycję na zasięgi — pytaniem o wielkość obserwowanych profili.</w:t>
       </w:r>
     </w:p>
     <w:p>
@@ -407,82 +450,39 @@
         <w:pStyle w:val="Anno"/>
       </w:pPr>
       <w:r>
-        <w:t xml:space="preserve">[Akapit 3 — metoda i struktura pracy w dwóch-trzech zdaniach.]</w:t>
-      </w:r>
-    </w:p>
-    <w:p>
-      <w:pPr>
-        <w:pStyle w:val="BodyText"/>
-      </w:pPr>
-      <w:r>
-        <w:t xml:space="preserve">Hipotezy zweryfikowano na podstawie sondażu diagnostycznego zrealizowanego techniką ankiety internetowej wśród 214 konsumentów w wieku 18–27 lat. Praca składa się z czterech rozdziałów: teoretycznego, metodycznego, wynikowego oraz dyskusji z rekomendacjami dla praktyki marketingowej.</w:t>
-      </w:r>
-    </w:p>
-    <w:bookmarkEnd w:id="22"/>
-    <w:bookmarkStart w:id="25" w:name="rozdział-2.-metodyka-badań-własnych"/>
+        <w:t xml:space="preserve">[Wzorcowy opis: metoda → technika → narzędzie, liczba pytań i bloków, skale, rzetelność wskaźnika (alfa Cronbacha). Jeśli budujesz wskaźnik z kilku pozycji — policz i podaj alfę; to odróżnia warsztat magisterski od licencjackiego.]</w:t>
+      </w:r>
+    </w:p>
+    <w:bookmarkEnd w:id="12"/>
+    <w:bookmarkStart w:id="13" w:name="_cf16894dbea4c40e03e3e442b4c853091459d26"/>
+    <w:p>
+      <w:pPr>
+        <w:pStyle w:val="Heading2"/>
+      </w:pPr>
+      <w:r>
+        <w:t xml:space="preserve">2.3. Dobór i charakterystyka próby</w:t>
+      </w:r>
+    </w:p>
+    <w:p>
+      <w:pPr>
+        <w:pStyle w:val="FirstParagraph"/>
+      </w:pPr>
+      <w:r>
+        <w:t xml:space="preserve">Zastosowano dobór nielosowy: link do ankiety dystrybuowano w grupach tematycznych poświęconych pielęgnacji i makijażowi oraz metodą kuli śnieżnej. Uzyskano 231 odpowiedzi, z których po odrzuceniu niekompletnych i niespełniających kryterium wieku do analizy zakwalifikowano 214. W próbie przeważały kobiety (72%), mediana wieku wyniosła 22 lata. Ograniczenia wynikające ze sposobu doboru (nadreprezentacja osób zainteresowanych kategorią) omówiono w rozdziale 4.</w:t>
+      </w:r>
+    </w:p>
+    <w:bookmarkEnd w:id="13"/>
+    <w:bookmarkEnd w:id="14"/>
+    <w:bookmarkStart w:id="17" w:name="_26f23cb54de2c3e7bd6684ecf3d305a29270150"/>
     <w:p>
       <w:pPr>
         <w:pStyle w:val="Heading1"/>
       </w:pPr>
       <w:r>
-        <w:t xml:space="preserve">Rozdział 2. Metodyka badań własnych</w:t>
-      </w:r>
-    </w:p>
-    <w:bookmarkStart w:id="23" w:name="metoda-technika-i-narzędzie-badawcze"/>
-    <w:p>
-      <w:pPr>
-        <w:pStyle w:val="Heading2"/>
-      </w:pPr>
-      <w:r>
-        <w:t xml:space="preserve">2.2. Metoda, technika i narzędzie badawcze</w:t>
-      </w:r>
-    </w:p>
-    <w:p>
-      <w:pPr>
-        <w:pStyle w:val="FirstParagraph"/>
-      </w:pPr>
-      <w:r>
-        <w:t xml:space="preserve">W badaniu zastosowano metodę sondażu diagnostycznego, realizowaną techniką ankiety internetowej (CAWI). Narzędziem badawczym był autorski kwestionariusz złożony z 21 pytań w trzech blokach: (1) korzystanie z mediów społecznościowych i kontakt z treściami influencerów, (2) wpływ rekomendacji na decyzje zakupowe — w tym 8 stwierdzeń ocenianych na pięciostopniowej skali Likerta tworzących wskaźnik skłonności do zakupu pod wpływem rekomendacji (alfa Cronbacha w badanej próbie: 0,84), (3) metryczka. Postrzeganą autentyczność twórcy mierzono czterema stwierdzeniami (np. „poleca tylko produkty, których naprawdę używa”), a ekspozycję na zasięgi — pytaniem o wielkość obserwowanych profili.</w:t>
-      </w:r>
-    </w:p>
-    <w:p>
-      <w:pPr>
-        <w:pStyle w:val="Anno"/>
-      </w:pPr>
-      <w:r>
-        <w:t xml:space="preserve">[Wzorcowy opis: metoda → technika → narzędzie, liczba pytań i bloków, skale, rzetelność wskaźnika (alfa Cronbacha). Jeśli budujesz wskaźnik z kilku pozycji — policz i podaj alfę; to odróżnia warsztat magisterski od licencjackiego.]</w:t>
-      </w:r>
-    </w:p>
-    <w:bookmarkEnd w:id="23"/>
-    <w:bookmarkStart w:id="24" w:name="dobór-i-charakterystyka-próby"/>
-    <w:p>
-      <w:pPr>
-        <w:pStyle w:val="Heading2"/>
-      </w:pPr>
-      <w:r>
-        <w:t xml:space="preserve">2.3. Dobór i charakterystyka próby</w:t>
-      </w:r>
-    </w:p>
-    <w:p>
-      <w:pPr>
-        <w:pStyle w:val="FirstParagraph"/>
-      </w:pPr>
-      <w:r>
-        <w:t xml:space="preserve">Zastosowano dobór nielosowy: link do ankiety dystrybuowano w grupach tematycznych poświęconych pielęgnacji i makijażowi oraz metodą kuli śnieżnej. Uzyskano 231 odpowiedzi, z których po odrzuceniu niekompletnych i niespełniających kryterium wieku do analizy zakwalifikowano 214. W próbie przeważały kobiety (72%), mediana wieku wyniosła 22 lata. Ograniczenia wynikające ze sposobu doboru (nadreprezentacja osób zainteresowanych kategorią) omówiono w rozdziale 4.</w:t>
-      </w:r>
-    </w:p>
-    <w:bookmarkEnd w:id="24"/>
-    <w:bookmarkEnd w:id="25"/>
-    <w:bookmarkStart w:id="28" w:name="rozdział-3.-wyniki-badań-własnych"/>
-    <w:p>
-      <w:pPr>
-        <w:pStyle w:val="Heading1"/>
-      </w:pPr>
-      <w:r>
         <w:t xml:space="preserve">Rozdział 3. Wyniki badań własnych</w:t>
       </w:r>
     </w:p>
-    <w:bookmarkStart w:id="26" w:name="X004a3fff1e58697fffe72388dc6478e88de6d8d"/>
+    <w:bookmarkStart w:id="15" w:name="_004a3fff1e58697fffe72388dc6478e88de6d8d"/>
     <w:p>
       <w:pPr>
         <w:pStyle w:val="Heading2"/>
@@ -633,8 +633,8 @@
         </w:tc>
       </w:tr>
     </w:tbl>
-    <w:bookmarkEnd w:id="26"/>
-    <w:bookmarkStart w:id="27" w:name="Xf54b8b11c87514a0888c3eef02e4589b0f19740"/>
+    <w:bookmarkEnd w:id="15"/>
+    <w:bookmarkStart w:id="16" w:name="_f54b8b11c87514a0888c3eef02e4589b0f19740"/>
     <w:p>
       <w:pPr>
         <w:pStyle w:val="Heading2"/>
@@ -659,9 +659,9 @@
         <w:t xml:space="preserve">[Raportowanie wyniku: współczynnik, wartość p, decyzja wobec hipotezy. Hipoteza odrzucona to pełnoprawny wynik — omów go w dyskusji (tu np. konwergencja wzorców konsumpcji kosmetyków wśród młodych mężczyzn), zamiast ukrywać.]</w:t>
       </w:r>
     </w:p>
-    <w:bookmarkEnd w:id="27"/>
-    <w:bookmarkEnd w:id="28"/>
-    <w:bookmarkStart w:id="29" w:name="X5f452eedaf0c3463880d96a25f44e1f72744405"/>
+    <w:bookmarkEnd w:id="16"/>
+    <w:bookmarkEnd w:id="17"/>
+    <w:bookmarkStart w:id="18" w:name="_5f452eedaf0c3463880d96a25f44e1f72744405"/>
     <w:p>
       <w:pPr>
         <w:pStyle w:val="Heading1"/>
@@ -686,8 +686,8 @@
         <w:t xml:space="preserve">[Dyskusja w pracy z marketingu ma trzy elementy: odniesienie wyników do literatury z rozdziału 1, rekomendacje dla praktyki (konkretne — kogo angażować, jak konstruować kampanię) i ograniczenia badania z kierunkiem dalszych badań.]</w:t>
       </w:r>
     </w:p>
-    <w:bookmarkEnd w:id="29"/>
-    <w:bookmarkStart w:id="33" w:name="bibliografia"/>
+    <w:bookmarkEnd w:id="18"/>
+    <w:bookmarkStart w:id="23" w:name="_bibliografia"/>
     <w:p>
       <w:pPr>
         <w:pStyle w:val="Heading1"/>
@@ -785,7 +785,7 @@
     </w:p>
     <w:p>
       <w:pPr>
-        <w:pStyle w:val="BodyText"/>
+        <w:pStyle w:val="FirstParagraph"/>
       </w:pPr>
       <w:r>
         <w:t xml:space="preserve">Wzór przygotowała redakcja serwisu</w:t>
@@ -813,7 +813,7 @@
           <w:b/>
           <w:bCs/>
         </w:rPr>
-        <w:t xml:space="preserve">Smart-Edu.ai — pierwsza wersja pracy w kilka godzin, nie w kilka miesięcy</w:t>
+        <w:t xml:space="preserve">„Jak napisać pracę magisterską z marketingu” — przewodnik do tego wzoru</w:t>
       </w:r>
     </w:p>
     <w:p>
@@ -821,21 +821,21 @@
         <w:pStyle w:val="Note"/>
       </w:pPr>
       <w:r>
-        <w:t xml:space="preserve">Podajesz temat, kierunek studiów i wytyczne promotora, a sztuczna inteligencja generuje unikalny, gotowy do edycji tekst: z poprawną strukturą rozdziałów, przypisami i bibliografią. Rejestracja jest darmowa, płacisz wyłącznie za wygenerowany tekst.</w:t>
+        <w:t xml:space="preserve">Wzór pokazuje układ pracy. Przewodnik pokazuje, jak wypełnić każdy rozdział treścią: dobór metody i narzędzi, analiza wyników, typowe uwagi recenzentów. PDF + EPUB, 49 zł, dostęp od razu po płatności.</w:t>
       </w:r>
     </w:p>
     <w:p>
       <w:pPr>
         <w:pStyle w:val="Note"/>
       </w:pPr>
-      <w:hyperlink r:id="rId30">
+      <w:hyperlink r:id="rId19">
         <w:r>
           <w:rPr>
             <w:rStyle w:val="Hyperlink"/>
             <w:b/>
             <w:bCs/>
           </w:rPr>
-          <w:t xml:space="preserve">www.smart-edu.ai/pl/masters-thesis</w:t>
+          <w:t xml:space="preserve">praca-magisterska.pl/sklep/jak-napisac-prace-magisterska-z-marketingu/</w:t>
         </w:r>
       </w:hyperlink>
     </w:p>
@@ -844,35 +844,50 @@
         <w:pStyle w:val="BodyText"/>
       </w:pPr>
       <w:r>
-        <w:t xml:space="preserve">Wolisz napisać pracę w pełni samodzielnie? Pomoże Ci ebook</w:t>
-      </w:r>
-      <w:r>
-        <w:t xml:space="preserve"> </w:t>
-      </w:r>
-      <w:r>
-        <w:rPr>
-          <w:b/>
-          <w:bCs/>
-        </w:rPr>
-        <w:t xml:space="preserve">„Jak napisać pracę magisterską. Kompletny przewodnik od A do Z”</w:t>
-      </w:r>
-      <w:r>
-        <w:t xml:space="preserve"> </w:t>
-      </w:r>
-      <w:r>
-        <w:t xml:space="preserve">— 250 stron praktycznych wskazówek, szablonów i checklist, z rozdziałem o etycznym korzystaniu z AI:</w:t>
-      </w:r>
-      <w:r>
-        <w:t xml:space="preserve"> </w:t>
-      </w:r>
-      <w:hyperlink r:id="rId31">
+        <w:t xml:space="preserve">Chcesz zobaczyć kompletną pracę z przypisami i bibliografią? Zajrzyj do</w:t>
+      </w:r>
+      <w:r>
+        <w:t xml:space="preserve"> </w:t>
+      </w:r>
+      <w:hyperlink r:id="rId20">
         <w:r>
           <w:rPr>
             <w:rStyle w:val="Hyperlink"/>
           </w:rPr>
-          <w:t xml:space="preserve">www.praca-magisterska.pl/sklep/praca-magisterska-ebook/</w:t>
+          <w:t xml:space="preserve">katalogu gotowych prac wzorcowych</w:t>
         </w:r>
       </w:hyperlink>
+      <w:r>
+        <w:t xml:space="preserve"> </w:t>
+      </w:r>
+      <w:r>
+        <w:t xml:space="preserve">(59 zł za pracę).</w:t>
+      </w:r>
+    </w:p>
+    <w:p>
+      <w:pPr>
+        <w:pStyle w:val="BodyText"/>
+      </w:pPr>
+      <w:r>
+        <w:t xml:space="preserve">Generator</w:t>
+      </w:r>
+      <w:r>
+        <w:t xml:space="preserve"> </w:t>
+      </w:r>
+      <w:hyperlink r:id="rId21">
+        <w:r>
+          <w:rPr>
+            <w:rStyle w:val="Hyperlink"/>
+          </w:rPr>
+          <w:t xml:space="preserve">Smart-Edu.ai</w:t>
+        </w:r>
+      </w:hyperlink>
+      <w:r>
+        <w:t xml:space="preserve"> </w:t>
+      </w:r>
+      <w:r>
+        <w:t xml:space="preserve">przygotuje pierwszą wersję tekstu z pomocą sztucznej inteligencji, jeśli wolisz zacząć od szkicu.</w:t>
+      </w:r>
     </w:p>
     <w:p>
       <w:pPr>
@@ -888,7 +903,7 @@
       <w:r>
         <w:t xml:space="preserve"> </w:t>
       </w:r>
-      <w:hyperlink r:id="rId32">
+      <w:hyperlink r:id="rId22">
         <w:r>
           <w:rPr>
             <w:rStyle w:val="Hyperlink"/>
@@ -899,7 +914,7 @@
         </w:r>
       </w:hyperlink>
     </w:p>
-    <w:bookmarkEnd w:id="33"/>
+    <w:bookmarkEnd w:id="23"/>
     <w:sectPr/>
   </w:body>
 </w:document>
